--- a/klagomål/A 393-2025 FSC-klagomål.docx
+++ b/klagomål/A 393-2025 FSC-klagomål.docx
@@ -868,7 +868,7 @@
     <w:r>
       <w:tab/>
       <w:tab/>
-      <w:t>2026-09-14</w:t>
+      <w:t>2026-09-15</w:t>
       <w:br/>
       <w:br/>
     </w:r>

--- a/klagomål/A 393-2025 FSC-klagomål.docx
+++ b/klagomål/A 393-2025 FSC-klagomål.docx
@@ -868,7 +868,7 @@
     <w:r>
       <w:tab/>
       <w:tab/>
-      <w:t>2026-09-15</w:t>
+      <w:t>2026-09-16</w:t>
       <w:br/>
       <w:br/>
     </w:r>

--- a/klagomål/A 393-2025 FSC-klagomål.docx
+++ b/klagomål/A 393-2025 FSC-klagomål.docx
@@ -868,7 +868,7 @@
     <w:r>
       <w:tab/>
       <w:tab/>
-      <w:t>2026-09-16</w:t>
+      <w:t>2026-09-17</w:t>
       <w:br/>
       <w:br/>
     </w:r>

--- a/klagomål/A 393-2025 FSC-klagomål.docx
+++ b/klagomål/A 393-2025 FSC-klagomål.docx
@@ -868,7 +868,7 @@
     <w:r>
       <w:tab/>
       <w:tab/>
-      <w:t>2026-09-17</w:t>
+      <w:t>2026-09-18</w:t>
       <w:br/>
       <w:br/>
     </w:r>

--- a/klagomål/A 393-2025 FSC-klagomål.docx
+++ b/klagomål/A 393-2025 FSC-klagomål.docx
@@ -868,7 +868,7 @@
     <w:r>
       <w:tab/>
       <w:tab/>
-      <w:t>2026-09-18</w:t>
+      <w:t>2026-09-19</w:t>
       <w:br/>
       <w:br/>
     </w:r>

--- a/klagomål/A 393-2025 FSC-klagomål.docx
+++ b/klagomål/A 393-2025 FSC-klagomål.docx
@@ -868,7 +868,7 @@
     <w:r>
       <w:tab/>
       <w:tab/>
-      <w:t>2026-09-19</w:t>
+      <w:t>2026-09-21</w:t>
       <w:br/>
       <w:br/>
     </w:r>

--- a/klagomål/A 393-2025 FSC-klagomål.docx
+++ b/klagomål/A 393-2025 FSC-klagomål.docx
@@ -868,7 +868,7 @@
     <w:r>
       <w:tab/>
       <w:tab/>
-      <w:t>2026-09-21</w:t>
+      <w:t>2026-09-23</w:t>
       <w:br/>
       <w:br/>
     </w:r>

--- a/klagomål/A 393-2025 FSC-klagomål.docx
+++ b/klagomål/A 393-2025 FSC-klagomål.docx
@@ -868,7 +868,7 @@
     <w:r>
       <w:tab/>
       <w:tab/>
-      <w:t>2026-09-23</w:t>
+      <w:t>2026-09-24</w:t>
       <w:br/>
       <w:br/>
     </w:r>

--- a/klagomål/A 393-2025 FSC-klagomål.docx
+++ b/klagomål/A 393-2025 FSC-klagomål.docx
@@ -868,7 +868,7 @@
     <w:r>
       <w:tab/>
       <w:tab/>
-      <w:t>2026-09-24</w:t>
+      <w:t>2026-09-25</w:t>
       <w:br/>
       <w:br/>
     </w:r>

--- a/klagomål/A 393-2025 FSC-klagomål.docx
+++ b/klagomål/A 393-2025 FSC-klagomål.docx
@@ -868,7 +868,7 @@
     <w:r>
       <w:tab/>
       <w:tab/>
-      <w:t>2026-09-25</w:t>
+      <w:t>2026-09-26</w:t>
       <w:br/>
       <w:br/>
     </w:r>

--- a/klagomål/A 393-2025 FSC-klagomål.docx
+++ b/klagomål/A 393-2025 FSC-klagomål.docx
@@ -868,7 +868,7 @@
     <w:r>
       <w:tab/>
       <w:tab/>
-      <w:t>2026-09-26</w:t>
+      <w:t>2026-09-27</w:t>
       <w:br/>
       <w:br/>
     </w:r>

--- a/klagomål/A 393-2025 FSC-klagomål.docx
+++ b/klagomål/A 393-2025 FSC-klagomål.docx
@@ -178,7 +178,7 @@
       <w:r>
         <w:drawing>
           <wp:inline xmlns:a="http://schemas.openxmlformats.org/drawingml/2006/main" xmlns:pic="http://schemas.openxmlformats.org/drawingml/2006/picture">
-            <wp:extent cx="5486400" cy="3584071"/>
+            <wp:extent cx="5486400" cy="3702849"/>
             <wp:docPr id="1" name="Picture 1"/>
             <wp:cNvGraphicFramePr>
               <a:graphicFrameLocks noChangeAspect="1"/>
@@ -199,7 +199,7 @@
                   <pic:spPr>
                     <a:xfrm>
                       <a:off x="0" y="0"/>
-                      <a:ext cx="5486400" cy="3584071"/>
+                      <a:ext cx="5486400" cy="3702849"/>
                     </a:xfrm>
                     <a:prstGeom prst="rect"/>
                   </pic:spPr>
@@ -221,7 +221,7 @@
     </w:p>
     <w:p>
       <w:r>
-        <w:t>I avverkningsanmälan finns fynd av 3 naturvårdsarter, varav 2 är rödlistade, 2 är fridlysta och 1 är typisk (T): duvhök (NT, §4), vitplätt (NT) och spillkråka (T, §4). Se Figur 1.</w:t>
+        <w:t>I avverkningsanmälan finns fynd av 4 naturvårdsarter, varav 2 är rödlistade, 3 är fridlysta och 2 är typiska (T): duvhök (NT, §4), vitplätt (NT), spillkråka (T, §4) och tjäder (T, §4). Se Figur 1.</w:t>
       </w:r>
     </w:p>
     <w:p>
@@ -299,6 +299,35 @@
       </w:r>
     </w:p>
     <w:p>
+      <w:r>
+        <w:rPr>
+          <w:b/>
+        </w:rPr>
+        <w:t>Tjäder (§4)</w:t>
+      </w:r>
+      <w:r>
+        <w:t xml:space="preserve"> omfattas av bilaga 1 och 2 EU:s fågeldirektiv och är typisk art för </w:t>
+      </w:r>
+      <w:r>
+        <w:rPr>
+          <w:i/>
+        </w:rPr>
+        <w:t xml:space="preserve">9010 Taiga </w:t>
+      </w:r>
+      <w:r>
+        <w:t xml:space="preserve">och </w:t>
+      </w:r>
+      <w:r>
+        <w:rPr>
+          <w:i/>
+        </w:rPr>
+        <w:t>9740 Skogsbevuxen myr</w:t>
+      </w:r>
+      <w:r>
+        <w:t>. Tjädern är en utpräglad skogsfågel knuten till större sammanhängande barrskogsområden. Tupparna och hönorna utnyttjar till viss del olika miljöer, och habitatvalet varierar dessutom mellan olika delar av året. För att det ska finnas livskraftiga tjäderbestånd krävs funktionella skogslandskap med en blandning av uppvuxen, gles och luckig skog, täta sumpskogar, myrar och andra små våtmarker. Arten försvinner när skogen fragmenteras och den sammanlagda arealen hyggen och andra öppna områden blir för stor. Ett småskaligt och försiktigt virkesuttag genom hyggesfria metoder kan i vissa fall vara möjligt i området inom 200 m från lekcentrum. Längre ut från lekcentrum, inom 200–500 m bör den avverkade ytan inte överskrida 1 hektar för att undvika alltför stora och snabba förändringar (Skogsstyrelsen, 2019; SLU Artdatabanken, 2024).</w:t>
+      </w:r>
+    </w:p>
+    <w:p>
       <w:pPr>
         <w:pStyle w:val="Heading1"/>
       </w:pPr>
@@ -404,7 +433,7 @@
         <w:rPr>
           <w:i/>
         </w:rPr>
-        <w:t>I det avverkningsanmälda skogsområdet har 3 naturvårdsarter varav 2 rödlistade arter sina livsmiljöer och växtplatser.</w:t>
+        <w:t>I det avverkningsanmälda skogsområdet har 4 naturvårdsarter varav 2 rödlistade arter sina livsmiljöer och växtplatser.</w:t>
       </w:r>
     </w:p>
     <w:p>
@@ -738,6 +767,75 @@
       </w:r>
       <w:r>
         <w:t>SLU Artdatabanken, Uppsala.</w:t>
+      </w:r>
+    </w:p>
+    <w:p>
+      <w:pPr>
+        <w:pStyle w:val="Heading1"/>
+      </w:pPr>
+      <w:r>
+        <w:t>Tjäder – ekologi samt krav på livsmiljön</w:t>
+      </w:r>
+    </w:p>
+    <w:p>
+      <w:r>
+        <w:t xml:space="preserve">Tjäder (§4) omfattas av bilaga 1 och 2 EU:s fågeldirektiv och är typisk art för </w:t>
+      </w:r>
+      <w:r>
+        <w:rPr>
+          <w:i/>
+        </w:rPr>
+        <w:t xml:space="preserve">9010 Taiga </w:t>
+      </w:r>
+      <w:r>
+        <w:t xml:space="preserve">och </w:t>
+      </w:r>
+      <w:r>
+        <w:rPr>
+          <w:i/>
+        </w:rPr>
+        <w:t>9740 Skogsbevuxen myr</w:t>
+      </w:r>
+      <w:r>
+        <w:t>. Tjädern är en utpräglad skogsfågel knuten till större sammanhängande barrskogsområden. Tupparna och hönorna utnyttjar till viss del olika miljöer, och habitatvalet varierar dessutom mellan olika delar av året. För att det ska finnas livskraftiga tjäderbestånd krävs funktionella skogslandskap med en blandning av uppvuxen, gles och luckig skog, täta sumpskogar, myrar och andra små våtmarker (Skogsstyrelsen, 2019; SLU Artdatabanken 2024).</w:t>
+      </w:r>
+    </w:p>
+    <w:p>
+      <w:r>
+        <w:t>Arten försvinner när skogen fragmenteras och den sammanlagda arealen hyggen och andra öppna områden blir för stor. Ett småskaligt och försiktigt virkesuttag genom hyggesfria metoder kan i vissa fall vara möjligt i området inom 200 m från lekcentrum. Längre ut från lekcentrum, inom 200–500 m bör den avverkade ytan inte överskrida 1 hektar för att undvika alltför stora och snabba förändringar (Skogsstyrelsen, 2019).</w:t>
+      </w:r>
+    </w:p>
+    <w:p>
+      <w:pPr>
+        <w:pStyle w:val="Heading2"/>
+      </w:pPr>
+      <w:r>
+        <w:t>Referenser – tjäder</w:t>
+      </w:r>
+    </w:p>
+    <w:p>
+      <w:r>
+        <w:t xml:space="preserve">Skogsstyrelsen, 2019. </w:t>
+      </w:r>
+      <w:r>
+        <w:rPr>
+          <w:i/>
+        </w:rPr>
+        <w:t>Vägledning för hänsyn till fåglar – tjäder.</w:t>
+      </w:r>
+    </w:p>
+    <w:p>
+      <w:r>
+        <w:t xml:space="preserve">SLU Artdatabanken, 2024. </w:t>
+      </w:r>
+      <w:r>
+        <w:rPr>
+          <w:i/>
+        </w:rPr>
+        <w:t xml:space="preserve">Artfaktablad. Naturvård – artfakta. </w:t>
+      </w:r>
+      <w:r>
+        <w:t>SLU Artdatabanken, Uppsala</w:t>
       </w:r>
     </w:p>
     <w:sectPr>
@@ -868,7 +966,7 @@
     <w:r>
       <w:tab/>
       <w:tab/>
-      <w:t>2026-09-27</w:t>
+      <w:t>2026-09-28</w:t>
       <w:br/>
       <w:br/>
     </w:r>

--- a/klagomål/A 393-2025 FSC-klagomål.docx
+++ b/klagomål/A 393-2025 FSC-klagomål.docx
@@ -966,7 +966,7 @@
     <w:r>
       <w:tab/>
       <w:tab/>
-      <w:t>2026-09-28</w:t>
+      <w:t>2026-09-29</w:t>
       <w:br/>
       <w:br/>
     </w:r>

--- a/klagomål/A 393-2025 FSC-klagomål.docx
+++ b/klagomål/A 393-2025 FSC-klagomål.docx
@@ -966,7 +966,7 @@
     <w:r>
       <w:tab/>
       <w:tab/>
-      <w:t>2026-09-29</w:t>
+      <w:t>2026-09-30</w:t>
       <w:br/>
       <w:br/>
     </w:r>

--- a/klagomål/A 393-2025 FSC-klagomål.docx
+++ b/klagomål/A 393-2025 FSC-klagomål.docx
@@ -178,7 +178,7 @@
       <w:r>
         <w:drawing>
           <wp:inline xmlns:a="http://schemas.openxmlformats.org/drawingml/2006/main" xmlns:pic="http://schemas.openxmlformats.org/drawingml/2006/picture">
-            <wp:extent cx="5486400" cy="3702849"/>
+            <wp:extent cx="5486400" cy="3467179"/>
             <wp:docPr id="1" name="Picture 1"/>
             <wp:cNvGraphicFramePr>
               <a:graphicFrameLocks noChangeAspect="1"/>
@@ -199,7 +199,7 @@
                   <pic:spPr>
                     <a:xfrm>
                       <a:off x="0" y="0"/>
-                      <a:ext cx="5486400" cy="3702849"/>
+                      <a:ext cx="5486400" cy="3467179"/>
                     </a:xfrm>
                     <a:prstGeom prst="rect"/>
                   </pic:spPr>
@@ -221,7 +221,7 @@
     </w:p>
     <w:p>
       <w:r>
-        <w:t>I avverkningsanmälan finns fynd av 4 naturvårdsarter, varav 2 är rödlistade, 3 är fridlysta och 2 är typiska (T): duvhök (NT, §4), vitplätt (NT), spillkråka (T, §4) och tjäder (T, §4). Se Figur 1.</w:t>
+        <w:t>I avverkningsanmälan finns fynd av 5 naturvårdsarter, varav 3 är rödlistade, 4 är fridlysta och 2 är typiska (T): blå kärrhök (VU, §4), duvhök (NT, §4), vitplätt (NT), spillkråka (T, §4) och tjäder (T, §4). Se Figur 1.</w:t>
       </w:r>
     </w:p>
     <w:p>
@@ -433,7 +433,7 @@
         <w:rPr>
           <w:i/>
         </w:rPr>
-        <w:t>I det avverkningsanmälda skogsområdet har 4 naturvårdsarter varav 2 rödlistade arter sina livsmiljöer och växtplatser.</w:t>
+        <w:t>I det avverkningsanmälda skogsområdet har 5 naturvårdsarter varav 3 rödlistade arter sina livsmiljöer och växtplatser.</w:t>
       </w:r>
     </w:p>
     <w:p>
@@ -966,7 +966,7 @@
     <w:r>
       <w:tab/>
       <w:tab/>
-      <w:t>2026-09-30</w:t>
+      <w:t>2026-10-01</w:t>
       <w:br/>
       <w:br/>
     </w:r>

--- a/klagomål/A 393-2025 FSC-klagomål.docx
+++ b/klagomål/A 393-2025 FSC-klagomål.docx
@@ -966,7 +966,7 @@
     <w:r>
       <w:tab/>
       <w:tab/>
-      <w:t>2026-10-01</w:t>
+      <w:t>2026-10-02</w:t>
       <w:br/>
       <w:br/>
     </w:r>

--- a/klagomål/A 393-2025 FSC-klagomål.docx
+++ b/klagomål/A 393-2025 FSC-klagomål.docx
@@ -966,7 +966,7 @@
     <w:r>
       <w:tab/>
       <w:tab/>
-      <w:t>2026-10-02</w:t>
+      <w:t>2026-10-03</w:t>
       <w:br/>
       <w:br/>
     </w:r>

--- a/klagomål/A 393-2025 FSC-klagomål.docx
+++ b/klagomål/A 393-2025 FSC-klagomål.docx
@@ -966,7 +966,7 @@
     <w:r>
       <w:tab/>
       <w:tab/>
-      <w:t>2026-10-03</w:t>
+      <w:t>2026-10-04</w:t>
       <w:br/>
       <w:br/>
     </w:r>

--- a/klagomål/A 393-2025 FSC-klagomål.docx
+++ b/klagomål/A 393-2025 FSC-klagomål.docx
@@ -966,7 +966,7 @@
     <w:r>
       <w:tab/>
       <w:tab/>
-      <w:t>2026-10-04</w:t>
+      <w:t>2026-10-05</w:t>
       <w:br/>
       <w:br/>
     </w:r>

--- a/klagomål/A 393-2025 FSC-klagomål.docx
+++ b/klagomål/A 393-2025 FSC-klagomål.docx
@@ -966,7 +966,7 @@
     <w:r>
       <w:tab/>
       <w:tab/>
-      <w:t>2026-10-05</w:t>
+      <w:t>2026-10-06</w:t>
       <w:br/>
       <w:br/>
     </w:r>

--- a/klagomål/A 393-2025 FSC-klagomål.docx
+++ b/klagomål/A 393-2025 FSC-klagomål.docx
@@ -966,7 +966,7 @@
     <w:r>
       <w:tab/>
       <w:tab/>
-      <w:t>2026-10-06</w:t>
+      <w:t>2026-10-07</w:t>
       <w:br/>
       <w:br/>
     </w:r>

--- a/klagomål/A 393-2025 FSC-klagomål.docx
+++ b/klagomål/A 393-2025 FSC-klagomål.docx
@@ -966,7 +966,7 @@
     <w:r>
       <w:tab/>
       <w:tab/>
-      <w:t>2026-10-07</w:t>
+      <w:t>2026-10-08</w:t>
       <w:br/>
       <w:br/>
     </w:r>

--- a/klagomål/A 393-2025 FSC-klagomål.docx
+++ b/klagomål/A 393-2025 FSC-klagomål.docx
@@ -966,7 +966,7 @@
     <w:r>
       <w:tab/>
       <w:tab/>
-      <w:t>2026-10-08</w:t>
+      <w:t>2026-10-09</w:t>
       <w:br/>
       <w:br/>
     </w:r>

--- a/klagomål/A 393-2025 FSC-klagomål.docx
+++ b/klagomål/A 393-2025 FSC-klagomål.docx
@@ -966,7 +966,7 @@
     <w:r>
       <w:tab/>
       <w:tab/>
-      <w:t>2026-10-09</w:t>
+      <w:t>2026-10-10</w:t>
       <w:br/>
       <w:br/>
     </w:r>

--- a/klagomål/A 393-2025 FSC-klagomål.docx
+++ b/klagomål/A 393-2025 FSC-klagomål.docx
@@ -966,7 +966,7 @@
     <w:r>
       <w:tab/>
       <w:tab/>
-      <w:t>2026-10-10</w:t>
+      <w:t>2026-10-11</w:t>
       <w:br/>
       <w:br/>
     </w:r>

--- a/klagomål/A 393-2025 FSC-klagomål.docx
+++ b/klagomål/A 393-2025 FSC-klagomål.docx
@@ -966,7 +966,7 @@
     <w:r>
       <w:tab/>
       <w:tab/>
-      <w:t>2026-10-11</w:t>
+      <w:t>2026-10-12</w:t>
       <w:br/>
       <w:br/>
     </w:r>

--- a/klagomål/A 393-2025 FSC-klagomål.docx
+++ b/klagomål/A 393-2025 FSC-klagomål.docx
@@ -966,7 +966,7 @@
     <w:r>
       <w:tab/>
       <w:tab/>
-      <w:t>2026-10-12</w:t>
+      <w:t>2026-10-13</w:t>
       <w:br/>
       <w:br/>
     </w:r>

--- a/klagomål/A 393-2025 FSC-klagomål.docx
+++ b/klagomål/A 393-2025 FSC-klagomål.docx
@@ -966,7 +966,7 @@
     <w:r>
       <w:tab/>
       <w:tab/>
-      <w:t>2026-10-13</w:t>
+      <w:t>2026-10-14</w:t>
       <w:br/>
       <w:br/>
     </w:r>

--- a/klagomål/A 393-2025 FSC-klagomål.docx
+++ b/klagomål/A 393-2025 FSC-klagomål.docx
@@ -966,7 +966,7 @@
     <w:r>
       <w:tab/>
       <w:tab/>
-      <w:t>2026-10-14</w:t>
+      <w:t>2026-10-15</w:t>
       <w:br/>
       <w:br/>
     </w:r>

--- a/klagomål/A 393-2025 FSC-klagomål.docx
+++ b/klagomål/A 393-2025 FSC-klagomål.docx
@@ -966,7 +966,7 @@
     <w:r>
       <w:tab/>
       <w:tab/>
-      <w:t>2026-10-15</w:t>
+      <w:t>2026-10-16</w:t>
       <w:br/>
       <w:br/>
     </w:r>

--- a/klagomål/A 393-2025 FSC-klagomål.docx
+++ b/klagomål/A 393-2025 FSC-klagomål.docx
@@ -966,7 +966,7 @@
     <w:r>
       <w:tab/>
       <w:tab/>
-      <w:t>2026-10-16</w:t>
+      <w:t>2026-10-17</w:t>
       <w:br/>
       <w:br/>
     </w:r>

--- a/klagomål/A 393-2025 FSC-klagomål.docx
+++ b/klagomål/A 393-2025 FSC-klagomål.docx
@@ -966,7 +966,7 @@
     <w:r>
       <w:tab/>
       <w:tab/>
-      <w:t>2026-10-17</w:t>
+      <w:t>2026-10-18</w:t>
       <w:br/>
       <w:br/>
     </w:r>

--- a/klagomål/A 393-2025 FSC-klagomål.docx
+++ b/klagomål/A 393-2025 FSC-klagomål.docx
@@ -966,7 +966,7 @@
     <w:r>
       <w:tab/>
       <w:tab/>
-      <w:t>2026-10-18</w:t>
+      <w:t>2026-10-19</w:t>
       <w:br/>
       <w:br/>
     </w:r>

--- a/klagomål/A 393-2025 FSC-klagomål.docx
+++ b/klagomål/A 393-2025 FSC-klagomål.docx
@@ -966,7 +966,7 @@
     <w:r>
       <w:tab/>
       <w:tab/>
-      <w:t>2026-10-19</w:t>
+      <w:t>2026-10-20</w:t>
       <w:br/>
       <w:br/>
     </w:r>

--- a/klagomål/A 393-2025 FSC-klagomål.docx
+++ b/klagomål/A 393-2025 FSC-klagomål.docx
@@ -966,7 +966,7 @@
     <w:r>
       <w:tab/>
       <w:tab/>
-      <w:t>2026-10-20</w:t>
+      <w:t>2026-10-21</w:t>
       <w:br/>
       <w:br/>
     </w:r>

--- a/klagomål/A 393-2025 FSC-klagomål.docx
+++ b/klagomål/A 393-2025 FSC-klagomål.docx
@@ -966,7 +966,7 @@
     <w:r>
       <w:tab/>
       <w:tab/>
-      <w:t>2026-10-21</w:t>
+      <w:t>2026-10-22</w:t>
       <w:br/>
       <w:br/>
     </w:r>

--- a/klagomål/A 393-2025 FSC-klagomål.docx
+++ b/klagomål/A 393-2025 FSC-klagomål.docx
@@ -966,7 +966,7 @@
     <w:r>
       <w:tab/>
       <w:tab/>
-      <w:t>2026-10-22</w:t>
+      <w:t>2026-10-23</w:t>
       <w:br/>
       <w:br/>
     </w:r>

--- a/klagomål/A 393-2025 FSC-klagomål.docx
+++ b/klagomål/A 393-2025 FSC-klagomål.docx
@@ -966,7 +966,7 @@
     <w:r>
       <w:tab/>
       <w:tab/>
-      <w:t>2026-10-23</w:t>
+      <w:t>2026-10-24</w:t>
       <w:br/>
       <w:br/>
     </w:r>

--- a/klagomål/A 393-2025 FSC-klagomål.docx
+++ b/klagomål/A 393-2025 FSC-klagomål.docx
@@ -966,7 +966,7 @@
     <w:r>
       <w:tab/>
       <w:tab/>
-      <w:t>2026-10-24</w:t>
+      <w:t>2026-10-25</w:t>
       <w:br/>
       <w:br/>
     </w:r>

--- a/klagomål/A 393-2025 FSC-klagomål.docx
+++ b/klagomål/A 393-2025 FSC-klagomål.docx
@@ -966,7 +966,7 @@
     <w:r>
       <w:tab/>
       <w:tab/>
-      <w:t>2026-10-25</w:t>
+      <w:t>2026-10-26</w:t>
       <w:br/>
       <w:br/>
     </w:r>

--- a/klagomål/A 393-2025 FSC-klagomål.docx
+++ b/klagomål/A 393-2025 FSC-klagomål.docx
@@ -966,7 +966,7 @@
     <w:r>
       <w:tab/>
       <w:tab/>
-      <w:t>2026-10-26</w:t>
+      <w:t>2026-10-27</w:t>
       <w:br/>
       <w:br/>
     </w:r>

--- a/klagomål/A 393-2025 FSC-klagomål.docx
+++ b/klagomål/A 393-2025 FSC-klagomål.docx
@@ -966,7 +966,7 @@
     <w:r>
       <w:tab/>
       <w:tab/>
-      <w:t>2026-10-27</w:t>
+      <w:t>2026-10-28</w:t>
       <w:br/>
       <w:br/>
     </w:r>

--- a/klagomål/A 393-2025 FSC-klagomål.docx
+++ b/klagomål/A 393-2025 FSC-klagomål.docx
@@ -966,7 +966,7 @@
     <w:r>
       <w:tab/>
       <w:tab/>
-      <w:t>2026-10-28</w:t>
+      <w:t>2026-10-29</w:t>
       <w:br/>
       <w:br/>
     </w:r>

--- a/klagomål/A 393-2025 FSC-klagomål.docx
+++ b/klagomål/A 393-2025 FSC-klagomål.docx
@@ -966,7 +966,7 @@
     <w:r>
       <w:tab/>
       <w:tab/>
-      <w:t>2026-10-29</w:t>
+      <w:t>2026-10-31</w:t>
       <w:br/>
       <w:br/>
     </w:r>
